--- a/서울남부_33주년_증정기획전.docx
+++ b/서울남부_33주년_증정기획전.docx
@@ -3969,7 +3969,7 @@
                 <w:sz w:val="20"/>
                 <w:szCs w:val="20"/>
               </w:rPr>
-              <w:t>[54967] 냉장 손질삼치 300g</w:t>
+              <w:t>[59264] 맛있는 손질고등어</w:t>
             </w:r>
           </w:p>
         </w:tc>
@@ -6298,7 +6298,7 @@
           <w:rFonts w:eastAsia="Arial"/>
           <w:color w:val="000000"/>
         </w:rPr>
-        <w:t xml:space="preserve">·유정란·삼치를 </w:t>
+        <w:t xml:space="preserve">·유정란·고등어를 </w:t>
       </w:r>
       <w:proofErr w:type="spellStart"/>
       <w:r>
@@ -6859,7 +6859,7 @@
                 <w:sz w:val="20"/>
                 <w:szCs w:val="20"/>
               </w:rPr>
-              <w:t xml:space="preserve">🐟 오늘 10만원 이상 주문하시면 냉장 손질삼치 증정! 주말 밥상 풍성하게 </w:t>
+              <w:t xml:space="preserve">🐟 오늘 10만원 이상 주문하시면 맛있는 손질고등어 증정! 주말 밥상 풍성하게 </w:t>
             </w:r>
             <w:proofErr w:type="spellStart"/>
             <w:r>

--- a/서울남부_33주년_증정기획전.docx
+++ b/서울남부_33주년_증정기획전.docx
@@ -75,7 +75,7 @@
           <w:sz w:val="24"/>
           <w:szCs w:val="24"/>
         </w:rPr>
-        <w:t>행사기간: 2026년 3월 31일(월) ~ 4월 4일(금)</w:t>
+        <w:t>행사기간: 2026년 3월 30일(월) ~ 4월 3일(금)</w:t>
       </w:r>
     </w:p>
     <w:p>
@@ -2422,7 +2422,7 @@
                 <w:sz w:val="20"/>
                 <w:szCs w:val="20"/>
               </w:rPr>
-              <w:t>2026년 3월 31일(월) ~ 4월 4일(금), 5일간</w:t>
+              <w:t>2026년 3월 30일(월) ~ 4월 3일(금), 5일간</w:t>
             </w:r>
           </w:p>
         </w:tc>
@@ -5849,7 +5849,7 @@
                 <w:sz w:val="20"/>
                 <w:szCs w:val="20"/>
               </w:rPr>
-              <w:t>3/30(일) + 4/2(수)</w:t>
+              <w:t>3/30(일) + 4/1(수)</w:t>
             </w:r>
           </w:p>
         </w:tc>
@@ -6242,7 +6242,7 @@
           <w:rFonts w:eastAsia="Arial"/>
           <w:color w:val="000000"/>
         </w:rPr>
-        <w:t xml:space="preserve">3/31(월)~4/4(금) 요일별 구매금액 달성 시 봄 </w:t>
+        <w:t xml:space="preserve">3/30(월)~4/3(금) 요일별 구매금액 달성 시 봄 </w:t>
       </w:r>
       <w:proofErr w:type="spellStart"/>
       <w:r>

--- a/서울남부_33주년_증정기획전.docx
+++ b/서울남부_33주년_증정기획전.docx
@@ -3060,7 +3060,7 @@
                 <w:sz w:val="20"/>
                 <w:szCs w:val="20"/>
               </w:rPr>
-              <w:t>3/31</w:t>
+              <w:t>3/30</w:t>
             </w:r>
           </w:p>
         </w:tc>
@@ -3261,7 +3261,7 @@
                 <w:sz w:val="20"/>
                 <w:szCs w:val="20"/>
               </w:rPr>
-              <w:t>4/1</w:t>
+              <w:t>3/31</w:t>
             </w:r>
           </w:p>
         </w:tc>
@@ -3462,7 +3462,7 @@
                 <w:sz w:val="20"/>
                 <w:szCs w:val="20"/>
               </w:rPr>
-              <w:t>4/2</w:t>
+              <w:t>4/1</w:t>
             </w:r>
           </w:p>
         </w:tc>
@@ -3683,7 +3683,7 @@
                 <w:sz w:val="20"/>
                 <w:szCs w:val="20"/>
               </w:rPr>
-              <w:t>4/3</w:t>
+              <w:t>4/2</w:t>
             </w:r>
           </w:p>
         </w:tc>
@@ -3904,7 +3904,7 @@
                 <w:sz w:val="20"/>
                 <w:szCs w:val="20"/>
               </w:rPr>
-              <w:t>4/4</w:t>
+              <w:t>4/3</w:t>
             </w:r>
           </w:p>
         </w:tc>
@@ -7450,7 +7450,7 @@
                 <w:sz w:val="20"/>
                 <w:szCs w:val="20"/>
               </w:rPr>
-              <w:t>3/31 ~ 4/4</w:t>
+              <w:t>3/30 ~ 4/3</w:t>
             </w:r>
           </w:p>
         </w:tc>

--- a/서울남부_33주년_증정기획전.docx
+++ b/서울남부_33주년_증정기획전.docx
@@ -75,7 +75,7 @@
           <w:sz w:val="24"/>
           <w:szCs w:val="24"/>
         </w:rPr>
-        <w:t>행사기간: 2026년 3월 30일(월) ~ 4월 3일(금)</w:t>
+        <w:t>행사기간: 2026년 4월 6일(월) ~ 4월 10일(금)</w:t>
       </w:r>
     </w:p>
     <w:p>
@@ -2422,7 +2422,7 @@
                 <w:sz w:val="20"/>
                 <w:szCs w:val="20"/>
               </w:rPr>
-              <w:t>2026년 3월 30일(월) ~ 4월 3일(금), 5일간</w:t>
+              <w:t>2026년 4월 6일(월) ~ 4월 10일(금), 5일간</w:t>
             </w:r>
           </w:p>
         </w:tc>
@@ -3060,7 +3060,7 @@
                 <w:sz w:val="20"/>
                 <w:szCs w:val="20"/>
               </w:rPr>
-              <w:t>3/30</w:t>
+              <w:t>4/6</w:t>
             </w:r>
           </w:p>
         </w:tc>
@@ -3261,7 +3261,7 @@
                 <w:sz w:val="20"/>
                 <w:szCs w:val="20"/>
               </w:rPr>
-              <w:t>3/31</w:t>
+              <w:t>4/7</w:t>
             </w:r>
           </w:p>
         </w:tc>
@@ -3462,7 +3462,7 @@
                 <w:sz w:val="20"/>
                 <w:szCs w:val="20"/>
               </w:rPr>
-              <w:t>4/1</w:t>
+              <w:t>4/8</w:t>
             </w:r>
           </w:p>
         </w:tc>
@@ -3683,7 +3683,7 @@
                 <w:sz w:val="20"/>
                 <w:szCs w:val="20"/>
               </w:rPr>
-              <w:t>4/2</w:t>
+              <w:t>4/9</w:t>
             </w:r>
           </w:p>
         </w:tc>
@@ -3904,7 +3904,7 @@
                 <w:sz w:val="20"/>
                 <w:szCs w:val="20"/>
               </w:rPr>
-              <w:t>4/3</w:t>
+              <w:t>4/10</w:t>
             </w:r>
           </w:p>
         </w:tc>
@@ -5577,7 +5577,7 @@
                 <w:sz w:val="20"/>
                 <w:szCs w:val="20"/>
               </w:rPr>
-              <w:t>3/30(일) 오전 10시</w:t>
+              <w:t>4/5(일) 오전 10시</w:t>
             </w:r>
           </w:p>
         </w:tc>
@@ -5849,7 +5849,7 @@
                 <w:sz w:val="20"/>
                 <w:szCs w:val="20"/>
               </w:rPr>
-              <w:t>3/30(일) + 4/1(수)</w:t>
+              <w:t>4/5(일) + 4/8(수)</w:t>
             </w:r>
           </w:p>
         </w:tc>
@@ -6242,7 +6242,7 @@
           <w:rFonts w:eastAsia="Arial"/>
           <w:color w:val="000000"/>
         </w:rPr>
-        <w:t xml:space="preserve">3/30(월)~4/3(금) 요일별 구매금액 달성 시 봄 </w:t>
+        <w:t xml:space="preserve">4/6(월)~4/10(금) 요일별 구매금액 달성 시 봄 </w:t>
       </w:r>
       <w:proofErr w:type="spellStart"/>
       <w:r>
@@ -7358,7 +7358,7 @@
                 <w:sz w:val="20"/>
                 <w:szCs w:val="20"/>
               </w:rPr>
-              <w:t>3/30(일)</w:t>
+              <w:t>4/5(일)</w:t>
             </w:r>
           </w:p>
         </w:tc>
@@ -7450,7 +7450,7 @@
                 <w:sz w:val="20"/>
                 <w:szCs w:val="20"/>
               </w:rPr>
-              <w:t>3/30 ~ 4/3</w:t>
+              <w:t>4/6 ~ 4/80</w:t>
             </w:r>
           </w:p>
         </w:tc>
